--- a/docs/МЕХАНИКА-ПЛАТФОРМЫ.docx
+++ b/docs/МЕХАНИКА-ПЛАТФОРМЫ.docx
@@ -3472,7 +3472,7 @@
                 <w:sz w:val="20"/>
                 <w:szCs w:val="20"/>
               </w:rPr>
-              <w:t xml:space="preserve">info@atameken.club (общий), support@atameken.club (поддержка)</w:t>
+              <w:t xml:space="preserve">atameken.club.kz@gmail.com (общий), atameken.club.kz@gmail.com (поддержка)</w:t>
             </w:r>
           </w:p>
         </w:tc>
